--- a/monitoring/20260914/daily_report_llm_20260914.docx
+++ b/monitoring/20260914/daily_report_llm_20260914.docx
@@ -20,7 +20,7 @@
           <w:color w:val="808080"/>
           <w:sz w:val="18"/>
         </w:rPr>
-        <w:t>생성 모델: claude-sonnet-4-6  |  HIGH+MEDIUM 185건 (해외 0건 / 국내 185건)</w:t>
+        <w:t>생성 모델: claude-sonnet-4-6  |  HIGH+MEDIUM 569건 (해외 384건 / 국내 185건)</w:t>
       </w:r>
     </w:p>
     <w:p/>
@@ -34,7 +34,7 @@
     </w:p>
     <w:p>
       <w:r>
-        <w:t>이란이 호르무즈 해협 통항 제재 선박을 77척으로 확대하고 한국 선사 선박도 포함시켰으며[8], 호르무즈 통항량이 한 자릿수로 급감했다[1]. 후티 반군은 바브엘만데브 해협 주변 섬과 홍해 요충지 하니시를 추가 점령하며 통제를 강화했고[2][7], 사우디아라비아의 호르무즈 우회 송유관(하루 700만 배럴 규모)은 드론 공격으로 피격돼 최대 6주간 가동 중단이 전망된다[50][52]. 브렌트유는 108~110달러대로 한 달 새 23.71% 급등했으며[5][33], 국제 금융시장에서 코스피 3일 연속 하락, 나스닥 1%대 하락이 나타났다[25][27]. 국내 정유업계는 긴급 소집돼 비중동산 원유 수입 시 운임 차액지원 확대 방침이 마련됐고[18], 산업부는 원유 90% 이상 확보로 단기 영향은 제한적이라고 밝혔다[17].</w:t>
+        <w:t>호르무즈 해협에서 유조선 폭발 및 기뢰 피격 사건이 잇따르고[1][8][10] 이란이 통항 제재 선박을 77척으로 확대하면서[11][13][16] 해협 통항량이 한 자릿수로 급감했다[29][32][35]. 사우디아라비아의 동서 송유관이 드론 공격으로 수 주간 가동 중단될 전망이고[96][101][104] 후티 반군이 바브엘만데브 해협 인근 섬을 추가 장악하면서[12][14][17] 중동발 공급 교란이 '3중 봉쇄' 양상으로 심화됐다[63]. 브렌트유는 110달러를 돌파하며 한 달 새 23.71% 급등했고[59][71] 국제 유조선 운임은 하루 100만 달러를 넘어 사상 최고치를 기록했다[25][26]. 한국 선사 선박도 이란의 제재 명단에 포함된 것으로 보고되었으며[18] 국내 정유업계는 비중동산 원유 수입 시 운임 차액 지원 확대 방침을 긴급 논의했다[46].</w:t>
       </w:r>
     </w:p>
     <w:p/>
@@ -127,7 +127,7 @@
           </w:tcPr>
           <w:p>
             <w:r>
-              <w:t>16건</w:t>
+              <w:t>164건</w:t>
             </w:r>
           </w:p>
         </w:tc>
@@ -137,7 +137,217 @@
           </w:tcPr>
           <w:p>
             <w:r>
-              <w:t>▼30</w:t>
+              <w:t>▲118</w:t>
+            </w:r>
+          </w:p>
+        </w:tc>
+      </w:tr>
+      <w:tr>
+        <w:tc>
+          <w:tcPr>
+            <w:tcW w:type="dxa" w:w="2209"/>
+          </w:tcPr>
+          <w:p>
+            <w:r>
+              <w:t>초크포인트</w:t>
+            </w:r>
+          </w:p>
+        </w:tc>
+        <w:tc>
+          <w:tcPr>
+            <w:tcW w:type="dxa" w:w="2209"/>
+          </w:tcPr>
+          <w:p>
+            <w:r>
+              <w:t>호르무즈 해협</w:t>
+            </w:r>
+          </w:p>
+        </w:tc>
+        <w:tc>
+          <w:tcPr>
+            <w:tcW w:type="dxa" w:w="2209"/>
+          </w:tcPr>
+          <w:p>
+            <w:r>
+              <w:t>108건</w:t>
+            </w:r>
+          </w:p>
+        </w:tc>
+        <w:tc>
+          <w:tcPr>
+            <w:tcW w:type="dxa" w:w="2209"/>
+          </w:tcPr>
+          <w:p>
+            <w:r>
+              <w:t>▲77</w:t>
+            </w:r>
+          </w:p>
+        </w:tc>
+      </w:tr>
+      <w:tr>
+        <w:tc>
+          <w:tcPr>
+            <w:tcW w:type="dxa" w:w="2209"/>
+          </w:tcPr>
+          <w:p>
+            <w:r>
+              <w:t>위기 이벤트</w:t>
+            </w:r>
+          </w:p>
+        </w:tc>
+        <w:tc>
+          <w:tcPr>
+            <w:tcW w:type="dxa" w:w="2209"/>
+          </w:tcPr>
+          <w:p>
+            <w:r>
+              <w:t>홍해·후티 사태</w:t>
+            </w:r>
+          </w:p>
+        </w:tc>
+        <w:tc>
+          <w:tcPr>
+            <w:tcW w:type="dxa" w:w="2209"/>
+          </w:tcPr>
+          <w:p>
+            <w:r>
+              <w:t>27건</w:t>
+            </w:r>
+          </w:p>
+        </w:tc>
+        <w:tc>
+          <w:tcPr>
+            <w:tcW w:type="dxa" w:w="2209"/>
+          </w:tcPr>
+          <w:p>
+            <w:r>
+              <w:t>▲13</w:t>
+            </w:r>
+          </w:p>
+        </w:tc>
+      </w:tr>
+      <w:tr>
+        <w:tc>
+          <w:tcPr>
+            <w:tcW w:type="dxa" w:w="2209"/>
+          </w:tcPr>
+          <w:p>
+            <w:r>
+              <w:t>우회 인프라</w:t>
+            </w:r>
+          </w:p>
+        </w:tc>
+        <w:tc>
+          <w:tcPr>
+            <w:tcW w:type="dxa" w:w="2209"/>
+          </w:tcPr>
+          <w:p>
+            <w:r>
+              <w:t>사우디 East-West 파이프라인</w:t>
+            </w:r>
+          </w:p>
+        </w:tc>
+        <w:tc>
+          <w:tcPr>
+            <w:tcW w:type="dxa" w:w="2209"/>
+          </w:tcPr>
+          <w:p>
+            <w:r>
+              <w:t>25건</w:t>
+            </w:r>
+          </w:p>
+        </w:tc>
+        <w:tc>
+          <w:tcPr>
+            <w:tcW w:type="dxa" w:w="2209"/>
+          </w:tcPr>
+          <w:p>
+            <w:r>
+              <w:t>▲25</w:t>
+            </w:r>
+          </w:p>
+        </w:tc>
+      </w:tr>
+      <w:tr>
+        <w:tc>
+          <w:tcPr>
+            <w:tcW w:type="dxa" w:w="2209"/>
+          </w:tcPr>
+          <w:p>
+            <w:r>
+              <w:t>우회 인프라</w:t>
+            </w:r>
+          </w:p>
+        </w:tc>
+        <w:tc>
+          <w:tcPr>
+            <w:tcW w:type="dxa" w:w="2209"/>
+          </w:tcPr>
+          <w:p>
+            <w:r>
+              <w:t>오만 살랄라 육상 환적</w:t>
+            </w:r>
+          </w:p>
+        </w:tc>
+        <w:tc>
+          <w:tcPr>
+            <w:tcW w:type="dxa" w:w="2209"/>
+          </w:tcPr>
+          <w:p>
+            <w:r>
+              <w:t>23건</w:t>
+            </w:r>
+          </w:p>
+        </w:tc>
+        <w:tc>
+          <w:tcPr>
+            <w:tcW w:type="dxa" w:w="2209"/>
+          </w:tcPr>
+          <w:p>
+            <w:r>
+              <w:t>▲17</w:t>
+            </w:r>
+          </w:p>
+        </w:tc>
+      </w:tr>
+      <w:tr>
+        <w:tc>
+          <w:tcPr>
+            <w:tcW w:type="dxa" w:w="2209"/>
+          </w:tcPr>
+          <w:p>
+            <w:r>
+              <w:t>선종</w:t>
+            </w:r>
+          </w:p>
+        </w:tc>
+        <w:tc>
+          <w:tcPr>
+            <w:tcW w:type="dxa" w:w="2209"/>
+          </w:tcPr>
+          <w:p>
+            <w:r>
+              <w:t>냉장선</w:t>
+            </w:r>
+          </w:p>
+        </w:tc>
+        <w:tc>
+          <w:tcPr>
+            <w:tcW w:type="dxa" w:w="2209"/>
+          </w:tcPr>
+          <w:p>
+            <w:r>
+              <w:t>15건</w:t>
+            </w:r>
+          </w:p>
+        </w:tc>
+        <w:tc>
+          <w:tcPr>
+            <w:tcW w:type="dxa" w:w="2209"/>
+          </w:tcPr>
+          <w:p>
+            <w:r>
+              <w:t>▲7</w:t>
             </w:r>
           </w:p>
         </w:tc>
@@ -169,7 +379,7 @@
           </w:tcPr>
           <w:p>
             <w:r>
-              <w:t>5건</w:t>
+              <w:t>11건</w:t>
             </w:r>
           </w:p>
         </w:tc>
@@ -179,7 +389,7 @@
           </w:tcPr>
           <w:p>
             <w:r>
-              <w:t>▼1</w:t>
+              <w:t>▲5</w:t>
             </w:r>
           </w:p>
         </w:tc>
@@ -211,7 +421,7 @@
           </w:tcPr>
           <w:p>
             <w:r>
-              <w:t>3건</w:t>
+              <w:t>6건</w:t>
             </w:r>
           </w:p>
         </w:tc>
@@ -221,7 +431,7 @@
           </w:tcPr>
           <w:p>
             <w:r>
-              <w:t>▼2</w:t>
+              <w:t>▲1</w:t>
             </w:r>
           </w:p>
         </w:tc>
@@ -243,7 +453,7 @@
           </w:tcPr>
           <w:p>
             <w:r>
-              <w:t>호르무즈 해협</w:t>
+              <w:t>수에즈 운하</w:t>
             </w:r>
           </w:p>
         </w:tc>
@@ -253,7 +463,7 @@
           </w:tcPr>
           <w:p>
             <w:r>
-              <w:t>2건</w:t>
+              <w:t>3건</w:t>
             </w:r>
           </w:p>
         </w:tc>
@@ -263,175 +473,7 @@
           </w:tcPr>
           <w:p>
             <w:r>
-              <w:t>▼29</w:t>
-            </w:r>
-          </w:p>
-        </w:tc>
-      </w:tr>
-      <w:tr>
-        <w:tc>
-          <w:tcPr>
-            <w:tcW w:type="dxa" w:w="2209"/>
-          </w:tcPr>
-          <w:p>
-            <w:r>
-              <w:t>선종</w:t>
-            </w:r>
-          </w:p>
-        </w:tc>
-        <w:tc>
-          <w:tcPr>
-            <w:tcW w:type="dxa" w:w="2209"/>
-          </w:tcPr>
-          <w:p>
-            <w:r>
-              <w:t>LNG선</w:t>
-            </w:r>
-          </w:p>
-        </w:tc>
-        <w:tc>
-          <w:tcPr>
-            <w:tcW w:type="dxa" w:w="2209"/>
-          </w:tcPr>
-          <w:p>
-            <w:r>
-              <w:t>2건</w:t>
-            </w:r>
-          </w:p>
-        </w:tc>
-        <w:tc>
-          <w:tcPr>
-            <w:tcW w:type="dxa" w:w="2209"/>
-          </w:tcPr>
-          <w:p>
-            <w:r>
-              <w:t>▲2</w:t>
-            </w:r>
-          </w:p>
-        </w:tc>
-      </w:tr>
-      <w:tr>
-        <w:tc>
-          <w:tcPr>
-            <w:tcW w:type="dxa" w:w="2209"/>
-          </w:tcPr>
-          <w:p>
-            <w:r>
-              <w:t>해외 항만</w:t>
-            </w:r>
-          </w:p>
-        </w:tc>
-        <w:tc>
-          <w:tcPr>
-            <w:tcW w:type="dxa" w:w="2209"/>
-          </w:tcPr>
-          <w:p>
-            <w:r>
-              <w:t>로테르담</w:t>
-            </w:r>
-          </w:p>
-        </w:tc>
-        <w:tc>
-          <w:tcPr>
-            <w:tcW w:type="dxa" w:w="2209"/>
-          </w:tcPr>
-          <w:p>
-            <w:r>
-              <w:t>2건</w:t>
-            </w:r>
-          </w:p>
-        </w:tc>
-        <w:tc>
-          <w:tcPr>
-            <w:tcW w:type="dxa" w:w="2209"/>
-          </w:tcPr>
-          <w:p>
-            <w:r>
-              <w:t>▼9</w:t>
-            </w:r>
-          </w:p>
-        </w:tc>
-      </w:tr>
-      <w:tr>
-        <w:tc>
-          <w:tcPr>
-            <w:tcW w:type="dxa" w:w="2209"/>
-          </w:tcPr>
-          <w:p>
-            <w:r>
-              <w:t>한국 항만</w:t>
-            </w:r>
-          </w:p>
-        </w:tc>
-        <w:tc>
-          <w:tcPr>
-            <w:tcW w:type="dxa" w:w="2209"/>
-          </w:tcPr>
-          <w:p>
-            <w:r>
-              <w:t>울산항</w:t>
-            </w:r>
-          </w:p>
-        </w:tc>
-        <w:tc>
-          <w:tcPr>
-            <w:tcW w:type="dxa" w:w="2209"/>
-          </w:tcPr>
-          <w:p>
-            <w:r>
-              <w:t>1건</w:t>
-            </w:r>
-          </w:p>
-        </w:tc>
-        <w:tc>
-          <w:tcPr>
-            <w:tcW w:type="dxa" w:w="2209"/>
-          </w:tcPr>
-          <w:p>
-            <w:r>
-              <w:t>▼1</w:t>
-            </w:r>
-          </w:p>
-        </w:tc>
-      </w:tr>
-      <w:tr>
-        <w:tc>
-          <w:tcPr>
-            <w:tcW w:type="dxa" w:w="2209"/>
-          </w:tcPr>
-          <w:p>
-            <w:r>
-              <w:t>한국 항만</w:t>
-            </w:r>
-          </w:p>
-        </w:tc>
-        <w:tc>
-          <w:tcPr>
-            <w:tcW w:type="dxa" w:w="2209"/>
-          </w:tcPr>
-          <w:p>
-            <w:r>
-              <w:t>여수항</w:t>
-            </w:r>
-          </w:p>
-        </w:tc>
-        <w:tc>
-          <w:tcPr>
-            <w:tcW w:type="dxa" w:w="2209"/>
-          </w:tcPr>
-          <w:p>
-            <w:r>
-              <w:t>1건</w:t>
-            </w:r>
-          </w:p>
-        </w:tc>
-        <w:tc>
-          <w:tcPr>
-            <w:tcW w:type="dxa" w:w="2209"/>
-          </w:tcPr>
-          <w:p>
-            <w:r>
-              <w:t>▲1</w:t>
+              <w:t>▲3</w:t>
             </w:r>
           </w:p>
         </w:tc>
@@ -453,7 +495,7 @@
           </w:tcPr>
           <w:p>
             <w:r>
-              <w:t>석탄</w:t>
+              <w:t>밀</w:t>
             </w:r>
           </w:p>
         </w:tc>
@@ -463,7 +505,7 @@
           </w:tcPr>
           <w:p>
             <w:r>
-              <w:t>1건</w:t>
+              <w:t>3건</w:t>
             </w:r>
           </w:p>
         </w:tc>
@@ -473,7 +515,7 @@
           </w:tcPr>
           <w:p>
             <w:r>
-              <w:t>▲1</w:t>
+              <w:t>▲3</w:t>
             </w:r>
           </w:p>
         </w:tc>
@@ -502,7 +544,7 @@
         <w:pStyle w:val="Heading3"/>
       </w:pPr>
       <w:r>
-        <w:t>안보·군사  (HIGH 21 / MEDIUM 37)</w:t>
+        <w:t>안보·군사  (HIGH 100 / MEDIUM 90)</w:t>
       </w:r>
     </w:p>
     <w:p>
@@ -515,7 +557,7 @@
     </w:p>
     <w:p>
       <w:r>
-        <w:t>이란은 호르무즈 통항 규정 위반 선박 블랙리스트를 77척으로 확대하고 벌금·억류·몰수 조치를 예고했으며 추가 확대 가능성도 시사했다[1][3][6]. 호르무즈 해협 통항량은 한 자릿수로 급감했고[1], 호르무즈 관련 회담은 연기됐다[5]. 후티 반군은 바브엘만데브 해협 주변 섬을 추가 장악해 통제를 강화했으며[2], 홍해 요충지 하니시를 추가 점령해 사우디아라비아가 사면초가에 몰렸다[4][7]. 브렌트유는 108달러대를 기록하며 호르무즈 회담 연기와 후티 공습 주장이 동시에 유가 상승 압력으로 작용했다[5].</w:t>
+        <w:t>이란 혁명수비대(IRGC)는 호르무즈 해협에서 유조선이 폭발했다고 발표했으나[1] 미국은 파나마 선적 유조선이 이란의 공격을 두 차례 받았다며 IRGC의 기뢰 주장을 공식 부인했다[4][5]. 이란은 수퍼탱커 EL GAIA를 포함한 선박들이 해협 인근 기뢰에 피격됐다고 주장했고[8][10] 이란은 미국 MQ-1 드론을 호르무즈 상공에서 격추했다고 밝혔다[7]. 후티 반군은 바브엘만데브 해협 인근 하니시 섬을 추가 점령하며 홍해 요충지 통제를 강화했고[12][17] 사우디아라비아 송유관에 대한 공격도 감행한 것으로 보고됐다[9]. 호주와 아시아 국가들의 호르무즈 해협 개방 공조 필요성이 제기됐다[6].</w:t>
       </w:r>
     </w:p>
     <w:p>
@@ -528,7 +570,7 @@
     </w:p>
     <w:p>
       <w:r>
-        <w:t>이란의 제재 선박 77척 명단에 한국 선사 선박도 포함된 것으로 확인됐다[8]. 이란은 협력 선박도 추가 제재 대상에 올릴 수 있다고 경고해 한국 해운사의 호르무즈 통항 리스크가 높아진 상황이다[10]. 호르무즈 통항 급감과 사우디 우회 송유관 가동 중단이 겹치며 한국의 중동산 원유 도입 경로가 이중으로 차단 압력을 받고 있다[13][14].</w:t>
+        <w:t>이란은 호르무즈 통항 규정 위반 선박을 77척으로 확대하고 벌금·억류·몰수 조치를 예고했으며[11][13][16][20] 한국 선사 선박도 해당 명단에 포함된 것으로 보고됐다[18]. 호르무즈 회담이 연기되고 후티 공습이 지속되면서 브렌트유가 108달러대를 기록했다[15]. 이란이 협력 선박도 추가 제재 대상에 포함할 수 있다고 경고해[20] 한국 선사들의 중동 항로 운항 리스크가 높아진 것으로 보인다.</w:t>
       </w:r>
     </w:p>
     <w:p>
@@ -536,7 +578,20 @@
         <w:pStyle w:val="Heading3"/>
       </w:pPr>
       <w:r>
-        <w:t>해양안전  (HIGH 0 / MEDIUM 2)</w:t>
+        <w:t>해양안전  (HIGH 1 / MEDIUM 3)</w:t>
+      </w:r>
+    </w:p>
+    <w:p>
+      <w:r>
+        <w:rPr>
+          <w:b/>
+        </w:rPr>
+        <w:t>🌐 해외 상황</w:t>
+      </w:r>
+    </w:p>
+    <w:p>
+      <w:r>
+        <w:t>영국해사무역기구(UKMTO)는 주말 호르무즈에서 또 다른 선박이 피격됐다고 보고했으며 이란은 선원 1명이 사망했다고 밝혔다[21]. 멕시코 국영석유회사 페멕스(Pemex)는 멕시코만 파이프라인에서 발생한 원유 유출을 봉쇄했다[22].</w:t>
       </w:r>
     </w:p>
     <w:p>
@@ -549,7 +604,7 @@
     </w:p>
     <w:p>
       <w:r>
-        <w:t>티엔에스캐처호 실종자 수색이 사고 13일째 야간 수색으로 이어지고 있으며, 함선 17척이 투입돼 수색 작업을 지속하고 있다[11][12].</w:t>
+        <w:t>국내에서는 예인선 사고 실종자 수색이 13일째 이어지며 함선 17척이 야간 수색에 투입됐다[23][24].</w:t>
       </w:r>
     </w:p>
     <w:p>
@@ -557,7 +612,7 @@
         <w:pStyle w:val="Heading3"/>
       </w:pPr>
       <w:r>
-        <w:t>운임·물류비  (HIGH 2 / MEDIUM 1)</w:t>
+        <w:t>운임·물류비  (HIGH 11 / MEDIUM 18)</w:t>
       </w:r>
     </w:p>
     <w:p>
@@ -570,7 +625,7 @@
     </w:p>
     <w:p>
       <w:r>
-        <w:t>호르무즈 통항 급감과 사우디의 호르무즈 우회 750마일 송유관 일시 폐쇄가 겹치며 원유 공급 경로가 동시에 차단됐다[13][14].</w:t>
+        <w:t>호르무즈 해협 봉쇄 여파로 국제 유조선 운임이 하루 100만 달러를 돌파하며 사상 최고치를 기록했고[25][26][27] 관련 화물 펀드는 3,600% 수익률을 기록한 것으로 보고됐다[33]. 호르무즈 해협 통항 선박 수는 주말 기준 한 자릿수로 급감했으며[29][32] 10일 평균을 지속적으로 하회하는 것으로 나타났다[30][31]. CMA CGM은 10월 1일부터 동아시아발 미국행 운임을 대폭 인상할 예정이다[28].</w:t>
       </w:r>
     </w:p>
     <w:p>
@@ -583,7 +638,7 @@
     </w:p>
     <w:p>
       <w:r>
-        <w:t>부산발 컨테이너 운임은 4,696포인트를 기록하며 6주 연속 상승 후 보합권에 진입했다[15]. 원유 공급 경로 차단에 따른 운임 추가 상승 압력이 지속될 가능성이 있는 상황이다[13][14].</w:t>
+        <w:t>호르무즈 통항 급감과 사우디 대체 송유관 가동 중단이 겹치면서 원유 수송 경로가 더욱 제한됐다[35][36]. 부산발 컨테이너 운임은 4,696포인트를 기록하며 6주 연속 상승 후 보합권에 진입했다[37].</w:t>
       </w:r>
     </w:p>
     <w:p>
@@ -591,7 +646,20 @@
         <w:pStyle w:val="Heading3"/>
       </w:pPr>
       <w:r>
-        <w:t>항만·화물  (HIGH 7 / MEDIUM 1)</w:t>
+        <w:t>항만·화물  (HIGH 8 / MEDIUM 6)</w:t>
+      </w:r>
+    </w:p>
+    <w:p>
+      <w:r>
+        <w:rPr>
+          <w:b/>
+        </w:rPr>
+        <w:t>🌐 해외 상황</w:t>
+      </w:r>
+    </w:p>
+    <w:p>
+      <w:r>
+        <w:t>오만산 원유가 호르무즈 우회 공급 안정성을 이유로 아시아 시장에서 가치가 상승하고 있다[38]. 호주 포트헤들랜드의 8월 철광석 수출은 전월 대비 5% 증가했다[43]. 우즈베키스탄은 한국 수출 지원을 위해 인천 허브를 개설했다[40].</w:t>
       </w:r>
     </w:p>
     <w:p>
@@ -604,7 +672,7 @@
     </w:p>
     <w:p>
       <w:r>
-        <w:t>울산항에서는 호르무즈 우회 원유 물동량이 급증했으며 홍해 불안에 따른 긴장도 여전한 상태다[16]. 여수항 원유 수입단가는 중동발 공급 불안을 원인으로 25% 급등했다[20]. 국내 원유 도입량은 7월 들어 큰 폭으로 증가했으며[19], 정유업계는 긴급 소집돼 비중동산 원유 수입 시 운임 차액지원 확대 방침을 논의했다[18]. 산업부는 원유 90% 이상을 확보해 단기 영향은 제한적이라고 밝혔고[17], 석유협회와 정부·정유업계는 중동발 위기에도 수급대란은 없었다고 평가했다[21][22]. 여수광양항만공사는 중국 닝보저우산항과 협력 방안을 논의했다[23].</w:t>
+        <w:t>울산항의 호르무즈 우회 원유 입항이 급증했으며 홍해 불안으로 긴장이 지속되고 있다[44]. 산업통상자원부는 원유 90% 이상을 확보해 단기 영향이 제한적이라고 밝혔고[45] 정유업계는 비중동산 원유 수입 시 운임 차액 지원 확대를 긴급 논의했다[46]. 국내 원유 도입량은 7월 들어 큰 폭으로 증가했으며[47] 여수항 원유 수입단가는 25% 급등했다[48]. 석유협회는 중동발 위기에도 수급 대란은 없었다고 평가했다[49][50].</w:t>
       </w:r>
     </w:p>
     <w:p>
@@ -612,7 +680,7 @@
         <w:pStyle w:val="Heading3"/>
       </w:pPr>
       <w:r>
-        <w:t>경제·금융  (HIGH 2 / MEDIUM 41)</w:t>
+        <w:t>경제·금융  (HIGH 46 / MEDIUM 71)</w:t>
       </w:r>
     </w:p>
     <w:p>
@@ -625,7 +693,7 @@
     </w:p>
     <w:p>
       <w:r>
-        <w:t>글로벌 원유 공급이 4% 감소 위기에 처하며 세계 경제가 격랑 속으로 진입하는 양상이다[24]. 브렌트유는 110.42달러를 기록하며 한 달 새 23.71% 상승했다[33]. 뉴욕증시는 AI 속도조절론과 유가 급등이 겹치며 나스닥이 1.2% 하락했고[27], 미 10년물 국채금리는 5%를 돌파했다[26]. 사우디 송유관 가동 중단발 유가 급등으로 미 달러화가 강세를 보였다[32].</w:t>
+        <w:t>사우디 송유관 공격과 호르무즈 교란이 겹치면서 브렌트유가 110달러를 돌파했고[59] WTI도 108달러를 넘어섰다[54][57]. 유가는 사우디 송유관 공격 소식에 하루 4% 이상 급등해 16주 최고치를 기록했으며[55][56] 송유관 복구에 수 주가 걸릴 것이라는 보도 이후 추가 상승했다[58]. 사우디 송유관 가동 중단이 글로벌 원유 공급 완충 여력 축소를 심화시키고 있다는 분석이 나왔다[100].</w:t>
       </w:r>
     </w:p>
     <w:p>
@@ -638,7 +706,7 @@
     </w:p>
     <w:p>
       <w:r>
-        <w:t>코스피는 '3중 봉쇄'에 따른 유가 급등으로 3일 연속 하락했다[25]. 국제 금융시장의 반도체주 일제 하락이 국내 관련 업종에도 영향을 미칠 가능성이 있다[28].</w:t>
+        <w:t>글로벌 원유 공급이 4% 감소 위기에 처하면서 세계 경제가 격랑에 빠졌다는 분석이 제기됐고[62] 코스피는 '3중 봉쇄'에 따른 유가 급등으로 3일 연속 하락했다[63]. 뉴욕증시는 AI 속도조절론과 유가 급등이 겹치며 나스닥이 1.2% 하락했고[65][66] 10년물 국채금리는 5%를 돌파했다[64]. 달러화는 사우디 송유관 가동 중단발 유가 급등에 강세를 보였으며[70] 브렌트유는 한 달 새 23.71% 상승해 110.42달러를 기록했다[71].</w:t>
       </w:r>
     </w:p>
     <w:p>
@@ -646,7 +714,20 @@
         <w:pStyle w:val="Heading3"/>
       </w:pPr>
       <w:r>
-        <w:t>해운  (HIGH 3 / MEDIUM 11)</w:t>
+        <w:t>해운  (HIGH 8 / MEDIUM 18)</w:t>
+      </w:r>
+    </w:p>
+    <w:p>
+      <w:r>
+        <w:rPr>
+          <w:b/>
+        </w:rPr>
+        <w:t>🌐 해외 상황</w:t>
+      </w:r>
+    </w:p>
+    <w:p>
+      <w:r>
+        <w:t>머스크와 하팍로이드는 홍해 리스크에도 불구하고 수에즈 운하 경유 서비스를 재개·확대하고 있다[74][76]. 호르무즈 해협 원유 수송은 일부 회복됐으나 중동 원유 수출 제약은 지속되고 있다[75]. 이란과 오만은 안전 해상 항로에 합의했다고 이란 외무부가 밝혔으며[79] 원유 수송선들이 전쟁으로 재편된 글로벌 해상 항로를 따라 우회 운항하고 있다[81]. LNG 해운 시장은 개선 조짐을 보이고 있다[80].</w:t>
       </w:r>
     </w:p>
     <w:p>
@@ -659,7 +740,7 @@
     </w:p>
     <w:p>
       <w:r>
-        <w:t>삼성중공업은 LNG 운반선 4척·원유 운반선 2척 등 총 6척, 1.6조원(약 12억 달러) 규모를 수주했으며[34][35][37], 올해 상선 수주액이 이미 지난해 전체를 넘어섰다[38][39]. 국내 첫 북극항로 시범운항에 나선 팬스타 아크로호가 로테르담에 입항했으며[36], 부산에서는 북극항로를 부산 도약 기회로 삼자는 타운홀 미팅이 열렸다[43]. 조선 빅3에서는 노사갈등이 격화되며 파업 수위가 높아지고 건조 현장에 긴장이 고조되고 있다[41]. 중국 수출 폭주로 자동차 운반선이 부족해지며 차량 150만 대가 컨테이너로 운송되는 상황이 발생했다[42].</w:t>
+        <w:t>삼성중공업은 LNG 운반선 4척과 원유 운반선 2척 등 총 6척, 12억 달러(약 1.6조 원) 규모를 수주했으며[82][83][85][86][87][88] 올해 상선 수주액이 이미 지난해 전체를 넘어섰다[86][87]. 국내 첫 북극항로 시범운항 선박인 팬스타 아크로호가 로테르담에 입항했고[84] 부산시는 북극항로를 도약 기회로 삼는 전략을 논의했다[91]. 조선 빅3 노사갈등이 격화되며 파업 수위가 높아지고 건조 현장에 긴장이 고조되고 있다[89]. 중국 수출 급증으로 자동차 운반선이 부족해지면서 차량 150만 대가 컨테이너로 수송되는 상황이 발생했다[90].</w:t>
       </w:r>
     </w:p>
     <w:p>
@@ -680,7 +761,7 @@
     </w:p>
     <w:p>
       <w:r>
-        <w:t>코트라는 중동발 물류난 돌파를 위해 수출기업 지원을 1.5배 늘리고 13개국 현지 점검 및 기업지원을 강화한다고 밝혔다[44][47]. 이 대통령은 우즈베키스탄을 시작으로 중앙아시아 5개국 정상외교를 추진하며 핵심광물·공급망 다변화와 한국 기업 진출 확대를 도모하고 있다[45][46].</w:t>
+        <w:t>코트라는 중동발 물류난 돌파를 위해 수출기업 지원을 1.5배 확대하고 13개국 현지 점검 및 기업지원을 강화하기로 했다[92][95]. 이 대통령은 우즈베키스탄을 시작으로 중앙아시아 5개국과 정상외교를 추진하며 핵심광물 및 공급망 다변화를 논의했다[93][94].</w:t>
       </w:r>
     </w:p>
     <w:p>
@@ -688,7 +769,7 @@
         <w:pStyle w:val="Heading3"/>
       </w:pPr>
       <w:r>
-        <w:t>기타 산업  (HIGH 19 / MEDIUM 34)</w:t>
+        <w:t>기타 산업  (HIGH 94 / MEDIUM 91)</w:t>
       </w:r>
     </w:p>
     <w:p>
@@ -701,7 +782,7 @@
     </w:p>
     <w:p>
       <w:r>
-        <w:t>사우디아라비아의 핵심 송유관(하루 700만 배럴 규모)이 드론 공격을 받아 완전 복구까지 최대 6주가 걸릴 것으로 전망된다[50][52]. 복구 기간은 3~5주에서 최대 6주로 다양하게 보도됐다[48][49][51][53][54][55]. 사우디 송유관 폐쇄로 브렌트유는 108달러대로 급등했다[56][57].</w:t>
+        <w:t>후티 반군의 드론 공격을 받은 사우디아라비아 동서 송유관은 복구에 3~6주가 소요될 전망이며[96][101][104] 하루 700만 배럴 수송 능력을 가진 핵심 인프라가 수 주간 가동 중단될 것으로 보인다[110][111][112]. 사우디 송유관 폐쇄로 디젤 가격이 사상 최고치를 기록했다[104]. 세계식량계획(WFP) 사무총장은 해운 혼란으로 수단과 예멘에 대한 식량·비료 공급이 차단되고 있다고 경고했다[105].</w:t>
       </w:r>
     </w:p>
     <w:p>
@@ -714,7 +795,7 @@
     </w:p>
     <w:p>
       <w:r>
-        <w:t>사우디 핵심 송유관 가동 중단으로 원유 공급이 급감하며 국제유가 고공행진이 이어지고 있어[57] 한국의 원유 수입 비용 상승 압력이 가중되고 있다.</w:t>
+        <w:t>사우디 송유관 드론 피격으로 복구에 최대 6주가 걸릴 것으로 전망되면서[107][108][109] 브렌트유가 108달러를 기록했고[114] 국제유가 고공행진이 지속되고 있다[115]. 사우디 송유관 가동 중단으로 국내 원유 공급 차질 우려가 커지고 있다[106][113].</w:t>
       </w:r>
     </w:p>
     <w:p>
@@ -799,7 +880,7 @@
           </w:tcPr>
           <w:p>
             <w:r>
-              <w:t>1478</w:t>
+              <w:t>2381</w:t>
             </w:r>
           </w:p>
         </w:tc>
@@ -831,7 +912,7 @@
           </w:tcPr>
           <w:p>
             <w:r>
-              <w:t>54</w:t>
+              <w:t>268</w:t>
             </w:r>
           </w:p>
         </w:tc>
@@ -841,7 +922,7 @@
           </w:tcPr>
           <w:p>
             <w:r>
-              <w:t>3.7%</w:t>
+              <w:t>11.3%</w:t>
             </w:r>
           </w:p>
         </w:tc>
@@ -863,7 +944,7 @@
           </w:tcPr>
           <w:p>
             <w:r>
-              <w:t>131</w:t>
+              <w:t>301</w:t>
             </w:r>
           </w:p>
         </w:tc>
@@ -873,7 +954,7 @@
           </w:tcPr>
           <w:p>
             <w:r>
-              <w:t>8.9%</w:t>
+              <w:t>12.6%</w:t>
             </w:r>
           </w:p>
         </w:tc>
@@ -895,7 +976,7 @@
           </w:tcPr>
           <w:p>
             <w:r>
-              <w:t>240</w:t>
+              <w:t>395</w:t>
             </w:r>
           </w:p>
         </w:tc>
@@ -905,7 +986,7 @@
           </w:tcPr>
           <w:p>
             <w:r>
-              <w:t>16.2%</w:t>
+              <w:t>16.6%</w:t>
             </w:r>
           </w:p>
         </w:tc>
@@ -927,7 +1008,7 @@
           </w:tcPr>
           <w:p>
             <w:r>
-              <w:t>1053</w:t>
+              <w:t>1417</w:t>
             </w:r>
           </w:p>
         </w:tc>
@@ -937,7 +1018,7 @@
           </w:tcPr>
           <w:p>
             <w:r>
-              <w:t>71.2%</w:t>
+              <w:t>59.5%</w:t>
             </w:r>
           </w:p>
         </w:tc>

--- a/monitoring/20260914/daily_report_llm_20260914.docx
+++ b/monitoring/20260914/daily_report_llm_20260914.docx
@@ -20,7 +20,7 @@
           <w:color w:val="808080"/>
           <w:sz w:val="18"/>
         </w:rPr>
-        <w:t>생성 모델: claude-sonnet-4-6  |  HIGH+MEDIUM 569건 (해외 384건 / 국내 185건)</w:t>
+        <w:t>생성 모델: claude-sonnet-4-6  |  HIGH+MEDIUM 709건 (해외 524건 / 국내 185건)</w:t>
       </w:r>
     </w:p>
     <w:p/>
@@ -34,7 +34,7 @@
     </w:p>
     <w:p>
       <w:r>
-        <w:t>호르무즈 해협에서 유조선 폭발 및 기뢰 피격 사건이 잇따르고[1][8][10] 이란이 통항 제재 선박을 77척으로 확대하면서[11][13][16] 해협 통항량이 한 자릿수로 급감했다[29][32][35]. 사우디아라비아의 동서 송유관이 드론 공격으로 수 주간 가동 중단될 전망이고[96][101][104] 후티 반군이 바브엘만데브 해협 인근 섬을 추가 장악하면서[12][14][17] 중동발 공급 교란이 '3중 봉쇄' 양상으로 심화됐다[63]. 브렌트유는 110달러를 돌파하며 한 달 새 23.71% 급등했고[59][71] 국제 유조선 운임은 하루 100만 달러를 넘어 사상 최고치를 기록했다[25][26]. 한국 선사 선박도 이란의 제재 명단에 포함된 것으로 보고되었으며[18] 국내 정유업계는 비중동산 원유 수입 시 운임 차액 지원 확대 방침을 긴급 논의했다[46].</w:t>
+        <w:t>호르무즈 해협에서 유조선 폭발·기뢰 충돌 사고가 발생한 가운데 미국과 이란이 원인을 두고 상반된 주장을 펼치고 있으며[1][2][6][7], 이란은 통항 규정 위반 선박 제재 명단을 77척으로 확대해 한국 선사 선박도 포함된 것으로 확인됐다[18]. 사우디아라비아의 핵심 동서 송유관이 드론 공격으로 수 주간 가동 중단될 전망이며[102][108][110], 이로 인해 브렌트유는 108~110달러대로 급등했다[59][62][66][76]. 유조선 운임은 하루 100만 달러를 돌파하며 사상 최고 수준을 기록했고[27][28][30], 호르무즈 해협 통항량은 주말 기준 한 자릿수로 급감했다[32][36]. 후티 반군은 바브엘만데브 해협 인근 섬을 추가 장악하며 홍해 통제를 강화하고 있어[12][14][17] 중동발 공급망 교란이 복합적으로 심화되고 있다. 국내에서는 울산·여수항 원유 수입이 급증하고 정부가 비중동산 원유 수입 시 운임 차액 지원 확대를 추진하는 등 긴급 대응에 나섰다[49][51][53].</w:t>
       </w:r>
     </w:p>
     <w:p/>
@@ -127,7 +127,7 @@
           </w:tcPr>
           <w:p>
             <w:r>
-              <w:t>164건</w:t>
+              <w:t>204건</w:t>
             </w:r>
           </w:p>
         </w:tc>
@@ -137,7 +137,7 @@
           </w:tcPr>
           <w:p>
             <w:r>
-              <w:t>▲118</w:t>
+              <w:t>▲158</w:t>
             </w:r>
           </w:p>
         </w:tc>
@@ -169,7 +169,7 @@
           </w:tcPr>
           <w:p>
             <w:r>
-              <w:t>108건</w:t>
+              <w:t>121건</w:t>
             </w:r>
           </w:p>
         </w:tc>
@@ -179,7 +179,7 @@
           </w:tcPr>
           <w:p>
             <w:r>
-              <w:t>▲77</w:t>
+              <w:t>▲90</w:t>
             </w:r>
           </w:p>
         </w:tc>
@@ -211,7 +211,7 @@
           </w:tcPr>
           <w:p>
             <w:r>
-              <w:t>27건</w:t>
+              <w:t>81건</w:t>
             </w:r>
           </w:p>
         </w:tc>
@@ -221,7 +221,49 @@
           </w:tcPr>
           <w:p>
             <w:r>
-              <w:t>▲13</w:t>
+              <w:t>▲67</w:t>
+            </w:r>
+          </w:p>
+        </w:tc>
+      </w:tr>
+      <w:tr>
+        <w:tc>
+          <w:tcPr>
+            <w:tcW w:type="dxa" w:w="2209"/>
+          </w:tcPr>
+          <w:p>
+            <w:r>
+              <w:t>우회 인프라</w:t>
+            </w:r>
+          </w:p>
+        </w:tc>
+        <w:tc>
+          <w:tcPr>
+            <w:tcW w:type="dxa" w:w="2209"/>
+          </w:tcPr>
+          <w:p>
+            <w:r>
+              <w:t>오만 살랄라 육상 환적</w:t>
+            </w:r>
+          </w:p>
+        </w:tc>
+        <w:tc>
+          <w:tcPr>
+            <w:tcW w:type="dxa" w:w="2209"/>
+          </w:tcPr>
+          <w:p>
+            <w:r>
+              <w:t>25건</w:t>
+            </w:r>
+          </w:p>
+        </w:tc>
+        <w:tc>
+          <w:tcPr>
+            <w:tcW w:type="dxa" w:w="2209"/>
+          </w:tcPr>
+          <w:p>
+            <w:r>
+              <w:t>▲19</w:t>
             </w:r>
           </w:p>
         </w:tc>
@@ -275,7 +317,7 @@
           </w:tcPr>
           <w:p>
             <w:r>
-              <w:t>우회 인프라</w:t>
+              <w:t>위기 이벤트</w:t>
             </w:r>
           </w:p>
         </w:tc>
@@ -285,7 +327,7 @@
           </w:tcPr>
           <w:p>
             <w:r>
-              <w:t>오만 살랄라 육상 환적</w:t>
+              <w:t>우크라이나 전쟁</w:t>
             </w:r>
           </w:p>
         </w:tc>
@@ -295,7 +337,7 @@
           </w:tcPr>
           <w:p>
             <w:r>
-              <w:t>23건</w:t>
+              <w:t>19건</w:t>
             </w:r>
           </w:p>
         </w:tc>
@@ -305,7 +347,49 @@
           </w:tcPr>
           <w:p>
             <w:r>
-              <w:t>▲17</w:t>
+              <w:t>▲9</w:t>
+            </w:r>
+          </w:p>
+        </w:tc>
+      </w:tr>
+      <w:tr>
+        <w:tc>
+          <w:tcPr>
+            <w:tcW w:type="dxa" w:w="2209"/>
+          </w:tcPr>
+          <w:p>
+            <w:r>
+              <w:t>품목</w:t>
+            </w:r>
+          </w:p>
+        </w:tc>
+        <w:tc>
+          <w:tcPr>
+            <w:tcW w:type="dxa" w:w="2209"/>
+          </w:tcPr>
+          <w:p>
+            <w:r>
+              <w:t>LNG</w:t>
+            </w:r>
+          </w:p>
+        </w:tc>
+        <w:tc>
+          <w:tcPr>
+            <w:tcW w:type="dxa" w:w="2209"/>
+          </w:tcPr>
+          <w:p>
+            <w:r>
+              <w:t>18건</w:t>
+            </w:r>
+          </w:p>
+        </w:tc>
+        <w:tc>
+          <w:tcPr>
+            <w:tcW w:type="dxa" w:w="2209"/>
+          </w:tcPr>
+          <w:p>
+            <w:r>
+              <w:t>▲12</w:t>
             </w:r>
           </w:p>
         </w:tc>
@@ -337,7 +421,7 @@
           </w:tcPr>
           <w:p>
             <w:r>
-              <w:t>15건</w:t>
+              <w:t>17건</w:t>
             </w:r>
           </w:p>
         </w:tc>
@@ -347,49 +431,7 @@
           </w:tcPr>
           <w:p>
             <w:r>
-              <w:t>▲7</w:t>
-            </w:r>
-          </w:p>
-        </w:tc>
-      </w:tr>
-      <w:tr>
-        <w:tc>
-          <w:tcPr>
-            <w:tcW w:type="dxa" w:w="2209"/>
-          </w:tcPr>
-          <w:p>
-            <w:r>
-              <w:t>품목</w:t>
-            </w:r>
-          </w:p>
-        </w:tc>
-        <w:tc>
-          <w:tcPr>
-            <w:tcW w:type="dxa" w:w="2209"/>
-          </w:tcPr>
-          <w:p>
-            <w:r>
-              <w:t>LNG</w:t>
-            </w:r>
-          </w:p>
-        </w:tc>
-        <w:tc>
-          <w:tcPr>
-            <w:tcW w:type="dxa" w:w="2209"/>
-          </w:tcPr>
-          <w:p>
-            <w:r>
-              <w:t>11건</w:t>
-            </w:r>
-          </w:p>
-        </w:tc>
-        <w:tc>
-          <w:tcPr>
-            <w:tcW w:type="dxa" w:w="2209"/>
-          </w:tcPr>
-          <w:p>
-            <w:r>
-              <w:t>▲5</w:t>
+              <w:t>▲9</w:t>
             </w:r>
           </w:p>
         </w:tc>
@@ -421,7 +463,7 @@
           </w:tcPr>
           <w:p>
             <w:r>
-              <w:t>6건</w:t>
+              <w:t>9건</w:t>
             </w:r>
           </w:p>
         </w:tc>
@@ -431,49 +473,7 @@
           </w:tcPr>
           <w:p>
             <w:r>
-              <w:t>▲1</w:t>
-            </w:r>
-          </w:p>
-        </w:tc>
-      </w:tr>
-      <w:tr>
-        <w:tc>
-          <w:tcPr>
-            <w:tcW w:type="dxa" w:w="2209"/>
-          </w:tcPr>
-          <w:p>
-            <w:r>
-              <w:t>초크포인트</w:t>
-            </w:r>
-          </w:p>
-        </w:tc>
-        <w:tc>
-          <w:tcPr>
-            <w:tcW w:type="dxa" w:w="2209"/>
-          </w:tcPr>
-          <w:p>
-            <w:r>
-              <w:t>수에즈 운하</w:t>
-            </w:r>
-          </w:p>
-        </w:tc>
-        <w:tc>
-          <w:tcPr>
-            <w:tcW w:type="dxa" w:w="2209"/>
-          </w:tcPr>
-          <w:p>
-            <w:r>
-              <w:t>3건</w:t>
-            </w:r>
-          </w:p>
-        </w:tc>
-        <w:tc>
-          <w:tcPr>
-            <w:tcW w:type="dxa" w:w="2209"/>
-          </w:tcPr>
-          <w:p>
-            <w:r>
-              <w:t>▲3</w:t>
+              <w:t>▲4</w:t>
             </w:r>
           </w:p>
         </w:tc>
@@ -495,7 +495,7 @@
           </w:tcPr>
           <w:p>
             <w:r>
-              <w:t>밀</w:t>
+              <w:t>요소</w:t>
             </w:r>
           </w:p>
         </w:tc>
@@ -505,7 +505,7 @@
           </w:tcPr>
           <w:p>
             <w:r>
-              <w:t>3건</w:t>
+              <w:t>9건</w:t>
             </w:r>
           </w:p>
         </w:tc>
@@ -515,7 +515,7 @@
           </w:tcPr>
           <w:p>
             <w:r>
-              <w:t>▲3</w:t>
+              <w:t>▲9</w:t>
             </w:r>
           </w:p>
         </w:tc>
@@ -544,7 +544,7 @@
         <w:pStyle w:val="Heading3"/>
       </w:pPr>
       <w:r>
-        <w:t>안보·군사  (HIGH 100 / MEDIUM 90)</w:t>
+        <w:t>안보·군사  (HIGH 144 / MEDIUM 120)</w:t>
       </w:r>
     </w:p>
     <w:p>
@@ -557,7 +557,7 @@
     </w:p>
     <w:p>
       <w:r>
-        <w:t>이란 혁명수비대(IRGC)는 호르무즈 해협에서 유조선이 폭발했다고 발표했으나[1] 미국은 파나마 선적 유조선이 이란의 공격을 두 차례 받았다며 IRGC의 기뢰 주장을 공식 부인했다[4][5]. 이란은 수퍼탱커 EL GAIA를 포함한 선박들이 해협 인근 기뢰에 피격됐다고 주장했고[8][10] 이란은 미국 MQ-1 드론을 호르무즈 상공에서 격추했다고 밝혔다[7]. 후티 반군은 바브엘만데브 해협 인근 하니시 섬을 추가 점령하며 홍해 요충지 통제를 강화했고[12][17] 사우디아라비아 송유관에 대한 공격도 감행한 것으로 보고됐다[9]. 호주와 아시아 국가들의 호르무즈 해협 개방 공조 필요성이 제기됐다[6].</w:t>
+        <w:t>호르무즈 해협에서 유조선이 폭발하는 사고가 발생했으며, 이란 IRGC는 파나마 선적 수퍼탱커가 불법 항로에서 기뢰에 충돌했다고 주장한 반면[2][4], 미국 중부사령부(CENTCOM)는 드론 공격이라고 반박하며 이란의 기뢰 주장을 거부했다[6][7][10]. 이란은 호르무즈 통항 규정 위반 선박 제재 명단을 77척으로 확대하고 벌금·억류·몰수 조치를 예고했으며 협력 선박도 추가 가능하다고 밝혔다[11][13][16][20]. 후티 반군은 바브엘만데브 해협 주변 섬인 하니시를 추가 점령하며 홍해 요충지 통제를 강화하고 있고[12][14][17], 이는 BRICS 내 깊은 분열을 노출시키고 있다는 분석도 나왔다[9]. 호르무즈 회담이 연기된 가운데 후티의 공습 주장이 이어지며 브렌트유는 108달러대를 유지하고 있다[15].</w:t>
       </w:r>
     </w:p>
     <w:p>
@@ -570,7 +570,7 @@
     </w:p>
     <w:p>
       <w:r>
-        <w:t>이란은 호르무즈 통항 규정 위반 선박을 77척으로 확대하고 벌금·억류·몰수 조치를 예고했으며[11][13][16][20] 한국 선사 선박도 해당 명단에 포함된 것으로 보고됐다[18]. 호르무즈 회담이 연기되고 후티 공습이 지속되면서 브렌트유가 108달러대를 기록했다[15]. 이란이 협력 선박도 추가 제재 대상에 포함할 수 있다고 경고해[20] 한국 선사들의 중동 항로 운항 리스크가 높아진 것으로 보인다.</w:t>
+        <w:t>이란이 호르무즈 통항 규정 위반 선박 제재 명단을 77척으로 확대한 가운데 한국 선사 선박도 해당 명단에 포함된 것으로 확인됐다[18]. 이란은 벌금·억류·몰수 조치를 예고하고 협력 선박도 추가 가능하다고 밝혀 한국 선사의 운항 리스크가 높아진 상황이다[16][19][20]. 후티 반군의 홍해 요충지 추가 장악으로 사우디아라비아가 사면초가에 몰리고 있으며[14][17], 이는 한국의 중동산 원유 수입 경로에 복합적 위협 요인으로 작용하고 있다[15].</w:t>
       </w:r>
     </w:p>
     <w:p>
@@ -578,7 +578,7 @@
         <w:pStyle w:val="Heading3"/>
       </w:pPr>
       <w:r>
-        <w:t>해양안전  (HIGH 1 / MEDIUM 3)</w:t>
+        <w:t>해양안전  (HIGH 0 / MEDIUM 6)</w:t>
       </w:r>
     </w:p>
     <w:p>
@@ -591,7 +591,7 @@
     </w:p>
     <w:p>
       <w:r>
-        <w:t>영국해사무역기구(UKMTO)는 주말 호르무즈에서 또 다른 선박이 피격됐다고 보고했으며 이란은 선원 1명이 사망했다고 밝혔다[21]. 멕시코 국영석유회사 페멕스(Pemex)는 멕시코만 파이프라인에서 발생한 원유 유출을 봉쇄했다[22].</w:t>
+        <w:t>로스앤젤레스항에서 화물선에 실린 컨테이너 다수가 바다로 추락하는 사고가 발생했다[21][40]. 오만 해안 인근에서 MT EL Gaia 선박이 공격을 받아 인도가 이를 규탄했으며[22], 이란은 걸프 해역에서 상업 선박이 미국의 공격을 받아 1명이 사망하고 3명이 부상했다고 주장했다[23]. 인도네시아에서는 여객선 사고로 최소 6명이 사망하고 130명이 실종됐다[24].</w:t>
       </w:r>
     </w:p>
     <w:p>
@@ -604,7 +604,7 @@
     </w:p>
     <w:p>
       <w:r>
-        <w:t>국내에서는 예인선 사고 실종자 수색이 13일째 이어지며 함선 17척이 야간 수색에 투입됐다[23][24].</w:t>
+        <w:t>국내에서는 예인선 사고 발생 13일째 야간 수색이 계속되고 있으며 함선 17척이 투입된 상태다[25]. 티엔에스캐처호 실종자 수색도 13일째 야간 수색에 돌입했다[26].</w:t>
       </w:r>
     </w:p>
     <w:p>
@@ -612,7 +612,7 @@
         <w:pStyle w:val="Heading3"/>
       </w:pPr>
       <w:r>
-        <w:t>운임·물류비  (HIGH 11 / MEDIUM 18)</w:t>
+        <w:t>운임·물류비  (HIGH 14 / MEDIUM 23)</w:t>
       </w:r>
     </w:p>
     <w:p>
@@ -625,7 +625,7 @@
     </w:p>
     <w:p>
       <w:r>
-        <w:t>호르무즈 해협 봉쇄 여파로 국제 유조선 운임이 하루 100만 달러를 돌파하며 사상 최고치를 기록했고[25][26][27] 관련 화물 펀드는 3,600% 수익률을 기록한 것으로 보고됐다[33]. 호르무즈 해협 통항 선박 수는 주말 기준 한 자릿수로 급감했으며[29][32] 10일 평균을 지속적으로 하회하는 것으로 나타났다[30][31]. CMA CGM은 10월 1일부터 동아시아발 미국행 운임을 대폭 인상할 예정이다[28].</w:t>
+        <w:t>호르무즈 해협 봉쇄 여파로 유조선 운임이 하루 100만 달러를 돌파하며 사상 최고 수준을 기록했고[27][28][30], 주말 기준 호르무즈 해협 통항 선박 수가 한 자릿수로 급감했다[32][36]. 호르무즈 해협 통항량은 10일 평균을 하회하는 수준이 지속되고 있으며[33][34][35], 러시아 흑해 원유 수출도 기록적 운임 비용으로 압박을 받고 있다[31]. WFP 사무총장은 해운 혼란으로 수단과 예멘에 식량·비료 공급이 차단되고 있다고 경고했다[29].</w:t>
       </w:r>
     </w:p>
     <w:p>
@@ -638,7 +638,7 @@
     </w:p>
     <w:p>
       <w:r>
-        <w:t>호르무즈 통항 급감과 사우디 대체 송유관 가동 중단이 겹치면서 원유 수송 경로가 더욱 제한됐다[35][36]. 부산발 컨테이너 운임은 4,696포인트를 기록하며 6주 연속 상승 후 보합권에 진입했다[37].</w:t>
+        <w:t>부산발 컨테이너 운임은 4,696포인트를 기록하며 6주 연속 상승 후 보합권에 진입했다[39]. 호르무즈 통항 급감과 함께 사우디의 호르무즈 우회 750마일 송유관도 일시 폐쇄되어 대체 경로마저 막힌 상황이다[37][38].</w:t>
       </w:r>
     </w:p>
     <w:p>
@@ -646,7 +646,7 @@
         <w:pStyle w:val="Heading3"/>
       </w:pPr>
       <w:r>
-        <w:t>항만·화물  (HIGH 8 / MEDIUM 6)</w:t>
+        <w:t>항만·화물  (HIGH 7 / MEDIUM 10)</w:t>
       </w:r>
     </w:p>
     <w:p>
@@ -659,7 +659,7 @@
     </w:p>
     <w:p>
       <w:r>
-        <w:t>오만산 원유가 호르무즈 우회 공급 안정성을 이유로 아시아 시장에서 가치가 상승하고 있다[38]. 호주 포트헤들랜드의 8월 철광석 수출은 전월 대비 5% 증가했다[43]. 우즈베키스탄은 한국 수출 지원을 위해 인천 허브를 개설했다[40].</w:t>
+        <w:t>포트헤들랜드의 철광석 수출이 8월 기준 전월 대비 5% 증가했다[48]. 싱가포르는 LNG FSRU를 확보해 천연가스 공급을 안정화하고 있으며[47], 연료유 재고는 순수입 급감에도 불구하고 증가했다[46]. 방글라데시는 가스 부족 해소를 위해 부유식 LNG 터미널 5기 건설을 계획하고 있으며[45], 우즈베키스탄은 한국 수출 지원을 위해 인천 허브를 개설했다[44].</w:t>
       </w:r>
     </w:p>
     <w:p>
@@ -672,7 +672,7 @@
     </w:p>
     <w:p>
       <w:r>
-        <w:t>울산항의 호르무즈 우회 원유 입항이 급증했으며 홍해 불안으로 긴장이 지속되고 있다[44]. 산업통상자원부는 원유 90% 이상을 확보해 단기 영향이 제한적이라고 밝혔고[45] 정유업계는 비중동산 원유 수입 시 운임 차액 지원 확대를 긴급 논의했다[46]. 국내 원유 도입량은 7월 들어 큰 폭으로 증가했으며[47] 여수항 원유 수입단가는 25% 급등했다[48]. 석유협회는 중동발 위기에도 수급 대란은 없었다고 평가했다[49][50].</w:t>
+        <w:t>울산항의 호르무즈 우회 원유 입항이 급증하고 있으며 홍해 불안으로 긴장이 지속되고 있다[49]. 여수항 원유 수입단가는 25% 급등했으며 중동발 공급 불안이 원인으로 지목됐다[53]. 산업부는 원유 90% 이상을 확보해 단기 영향이 제한적이라고 밝혔으며[50], 정부는 정유사를 긴급 소집해 비중동산 원유 수입 시 운임 차액 지원 확대를 추진하고 있다[51]. 국내 원유 도입량은 7월 들어 큰 폭으로 증가했으며[52], 석유협회는 중동발 위기에도 수급 대란은 없었다고 평가했다[54][55].</w:t>
       </w:r>
     </w:p>
     <w:p>
@@ -680,7 +680,7 @@
         <w:pStyle w:val="Heading3"/>
       </w:pPr>
       <w:r>
-        <w:t>경제·금융  (HIGH 46 / MEDIUM 71)</w:t>
+        <w:t>경제·금융  (HIGH 54 / MEDIUM 90)</w:t>
       </w:r>
     </w:p>
     <w:p>
@@ -693,7 +693,7 @@
     </w:p>
     <w:p>
       <w:r>
-        <w:t>사우디 송유관 공격과 호르무즈 교란이 겹치면서 브렌트유가 110달러를 돌파했고[59] WTI도 108달러를 넘어섰다[54][57]. 유가는 사우디 송유관 공격 소식에 하루 4% 이상 급등해 16주 최고치를 기록했으며[55][56] 송유관 복구에 수 주가 걸릴 것이라는 보도 이후 추가 상승했다[58]. 사우디 송유관 가동 중단이 글로벌 원유 공급 완충 여력 축소를 심화시키고 있다는 분석이 나왔다[100].</w:t>
+        <w:t>사우디 동서 송유관 가동 중단과 호르무즈 봉쇄 여파로 브렌트유가 110달러까지 급등했으며[66], 유가는 후티 공습과 사우디 송유관 폐쇄 이후 4% 이상 올라 16주 최고치를 기록했다[61][62][63]. 사우디 송유관 공격이 세계 원유 공급의 4%를 차단할 수 있다는 분석이 나왔고[110], 글로벌 원유 공급 완충 여력이 축소되고 있다는 경고도 제기됐다[104]. 오일 임원들은 호르무즈 봉쇄로 글로벌 연료 위기가 도래했다고 경고했다[5].</w:t>
       </w:r>
     </w:p>
     <w:p>
@@ -706,7 +706,7 @@
     </w:p>
     <w:p>
       <w:r>
-        <w:t>글로벌 원유 공급이 4% 감소 위기에 처하면서 세계 경제가 격랑에 빠졌다는 분석이 제기됐고[62] 코스피는 '3중 봉쇄'에 따른 유가 급등으로 3일 연속 하락했다[63]. 뉴욕증시는 AI 속도조절론과 유가 급등이 겹치며 나스닥이 1.2% 하락했고[65][66] 10년물 국채금리는 5%를 돌파했다[64]. 달러화는 사우디 송유관 가동 중단발 유가 급등에 강세를 보였으며[70] 브렌트유는 한 달 새 23.71% 상승해 110.42달러를 기록했다[71].</w:t>
+        <w:t>브렌트유가 한 달 새 23.71% 상승해 110.42달러를 기록했으며[76], 호르무즈·홍해·사우디 송유관의 '3중 봉쇄'로 유가가 급등하면서 코스피가 3일 연속 하락했다[68]. 뉴욕증시에서는 AI 속도조절론과 유가 급등이 겹치며 나스닥이 1.2% 하락했고[70][71], 10년물 국채금리가 5%를 돌파했다[69]. 사우디 송유관 가동 중단발 유가 급등으로 미 달러화가 강세를 보였다[75]. 글로벌 원유 공급 4% 감소 위기로 세계 경제가 격랑에 빠져들고 있다는 분석이 나왔다[67].</w:t>
       </w:r>
     </w:p>
     <w:p>
@@ -714,7 +714,7 @@
         <w:pStyle w:val="Heading3"/>
       </w:pPr>
       <w:r>
-        <w:t>해운  (HIGH 8 / MEDIUM 18)</w:t>
+        <w:t>수산물  (HIGH 0 / MEDIUM 1)</w:t>
       </w:r>
     </w:p>
     <w:p>
@@ -727,7 +727,28 @@
     </w:p>
     <w:p>
       <w:r>
-        <w:t>머스크와 하팍로이드는 홍해 리스크에도 불구하고 수에즈 운하 경유 서비스를 재개·확대하고 있다[74][76]. 호르무즈 해협 원유 수송은 일부 회복됐으나 중동 원유 수출 제약은 지속되고 있다[75]. 이란과 오만은 안전 해상 항로에 합의했다고 이란 외무부가 밝혔으며[79] 원유 수송선들이 전쟁으로 재편된 글로벌 해상 항로를 따라 우회 운항하고 있다[81]. LNG 해운 시장은 개선 조짐을 보이고 있다[80].</w:t>
+        <w:t>노르웨이 수산물위원회는 수출이 22% 감소했음에도 불구하고 베트남 연어 판매 성장에 낙관적 전망을 유지하고 있다[77].</w:t>
+      </w:r>
+    </w:p>
+    <w:p>
+      <w:pPr>
+        <w:pStyle w:val="Heading3"/>
+      </w:pPr>
+      <w:r>
+        <w:t>해운  (HIGH 9 / MEDIUM 23)</w:t>
+      </w:r>
+    </w:p>
+    <w:p>
+      <w:r>
+        <w:rPr>
+          <w:b/>
+        </w:rPr>
+        <w:t>🌐 해외 상황</w:t>
+      </w:r>
+    </w:p>
+    <w:p>
+      <w:r>
+        <w:t>머스크와 하팍로이드가 후티 위협에도 불구하고 수에즈 운하 복귀를 가속화하며 추가 서비스를 재개했다[81][83]. 호르무즈 해협 통항이 일부 회복되고 있으나 중동 원유 수출 제약은 지속되고 있으며[82], 오만산 원유가 호르무즈 우회 경로로 아시아 시장에서 가치가 높아지고 있다[78]. 로이드 레지스터·HHI·KSOE가 하이브리드 전기 LNG 운반선 설계 개발에 착수했으며[84][86], MOL은 세계 최초 풍력 보조 LNG 운반선을 명명했다[87]. 한국의 북극항로 활용 가능성에 대한 국제적 논의도 이어지고 있다[85].</w:t>
       </w:r>
     </w:p>
     <w:p>
@@ -740,7 +761,7 @@
     </w:p>
     <w:p>
       <w:r>
-        <w:t>삼성중공업은 LNG 운반선 4척과 원유 운반선 2척 등 총 6척, 12억 달러(약 1.6조 원) 규모를 수주했으며[82][83][85][86][87][88] 올해 상선 수주액이 이미 지난해 전체를 넘어섰다[86][87]. 국내 첫 북극항로 시범운항 선박인 팬스타 아크로호가 로테르담에 입항했고[84] 부산시는 북극항로를 도약 기회로 삼는 전략을 논의했다[91]. 조선 빅3 노사갈등이 격화되며 파업 수위가 높아지고 건조 현장에 긴장이 고조되고 있다[89]. 중국 수출 급증으로 자동차 운반선이 부족해지면서 차량 150만 대가 컨테이너로 수송되는 상황이 발생했다[90].</w:t>
+        <w:t>삼성중공업이 LNG 운반선 4척·원유 운반선 2척 등 총 6척, 1.6조 원(약 12억 달러) 규모를 수주하며 올해 상선 수주액이 이미 지난해 전체를 넘어섰다[88][89][91][92][93][94]. 국내 첫 북극항로 시범운항에 나선 팬스타 아크로호가 로테르담에 입항했으며[90], 부산에서는 북극항로를 부산 도약 기회로 활용하기 위한 타운홀 미팅이 개최됐다[97]. 조선 빅3에서는 노사 갈등이 격화되며 파업 수위가 높아지고 건조 현장에 긴장이 고조되고 있다[95]. 중국 수출 급증으로 자동차 운반선이 부족해지면서 차량 150만 대가 컨테이너로 운송되는 상황이 발생했다[96].</w:t>
       </w:r>
     </w:p>
     <w:p>
@@ -761,7 +782,7 @@
     </w:p>
     <w:p>
       <w:r>
-        <w:t>코트라는 중동발 물류난 돌파를 위해 수출기업 지원을 1.5배 확대하고 13개국 현지 점검 및 기업지원을 강화하기로 했다[92][95]. 이 대통령은 우즈베키스탄을 시작으로 중앙아시아 5개국과 정상외교를 추진하며 핵심광물 및 공급망 다변화를 논의했다[93][94].</w:t>
+        <w:t>코트라는 중동발 물류난 돌파를 위해 수출기업 지원을 1.5배 확대하고 13개국 현지 점검 및 기업 지원을 강화하고 있다[98][101]. 이 대통령의 중앙아시아 5개국 정상외교를 계기로 핵심광물·공급망 다변화 및 한국 기업의 중앙아시아 진출 확대가 추진되고 있다[99][100].</w:t>
       </w:r>
     </w:p>
     <w:p>
@@ -769,7 +790,7 @@
         <w:pStyle w:val="Heading3"/>
       </w:pPr>
       <w:r>
-        <w:t>기타 산업  (HIGH 94 / MEDIUM 91)</w:t>
+        <w:t>기타 산업  (HIGH 103 / MEDIUM 101)</w:t>
       </w:r>
     </w:p>
     <w:p>
@@ -782,7 +803,7 @@
     </w:p>
     <w:p>
       <w:r>
-        <w:t>후티 반군의 드론 공격을 받은 사우디아라비아 동서 송유관은 복구에 3~6주가 소요될 전망이며[96][101][104] 하루 700만 배럴 수송 능력을 가진 핵심 인프라가 수 주간 가동 중단될 것으로 보인다[110][111][112]. 사우디 송유관 폐쇄로 디젤 가격이 사상 최고치를 기록했다[104]. 세계식량계획(WFP) 사무총장은 해운 혼란으로 수단과 예멘에 대한 식량·비료 공급이 차단되고 있다고 경고했다[105].</w:t>
+        <w:t>사우디아라비아의 동서 핵심 송유관이 드론 공격을 받아 수 주에서 최대 수개월간 가동 중단될 전망이며[102][105][108][109][111], 이 송유관은 하루 700만 배럴을 처리하는 핵심 인프라다[116]. 해당 공격이 세계 원유 공급의 4%를 차단할 수 있다는 분석이 나왔고[110], 글로벌 원유 공급 완충 여력 축소 우려가 제기됐다[104]. 사우디 송유관 폐쇄의 글로벌 원유 흐름에 대한 영향이 광범위하게 분석되고 있다[103][107].</w:t>
       </w:r>
     </w:p>
     <w:p>
@@ -795,7 +816,7 @@
     </w:p>
     <w:p>
       <w:r>
-        <w:t>사우디 송유관 드론 피격으로 복구에 최대 6주가 걸릴 것으로 전망되면서[107][108][109] 브렌트유가 108달러를 기록했고[114] 국제유가 고공행진이 지속되고 있다[115]. 사우디 송유관 가동 중단으로 국내 원유 공급 차질 우려가 커지고 있다[106][113].</w:t>
+        <w:t>드론 공격을 받은 사우디 핵심 송유관의 복구에 최대 5~6주가 소요될 것으로 전망되며[113][114], 이로 인해 브렌트유가 108달러대로 급등했다[120]. 사우디 송유관 가동 중단으로 국제 원유 공급이 급감하고 국제유가 고공행진이 지속되고 있다[121]. 정부와 정유업계는 적극적 원유 확보에 나서 석유제품 수급 대란은 없었다고 평가했으나[54][55], 여수항 원유 수입단가 25% 급등 등 비용 압박은 현실화되고 있다[53].</w:t>
       </w:r>
     </w:p>
     <w:p>
@@ -880,7 +901,7 @@
           </w:tcPr>
           <w:p>
             <w:r>
-              <w:t>2381</w:t>
+              <w:t>2806</w:t>
             </w:r>
           </w:p>
         </w:tc>
@@ -912,7 +933,7 @@
           </w:tcPr>
           <w:p>
             <w:r>
-              <w:t>268</w:t>
+              <w:t>331</w:t>
             </w:r>
           </w:p>
         </w:tc>
@@ -922,7 +943,7 @@
           </w:tcPr>
           <w:p>
             <w:r>
-              <w:t>11.3%</w:t>
+              <w:t>11.8%</w:t>
             </w:r>
           </w:p>
         </w:tc>
@@ -944,7 +965,7 @@
           </w:tcPr>
           <w:p>
             <w:r>
-              <w:t>301</w:t>
+              <w:t>378</w:t>
             </w:r>
           </w:p>
         </w:tc>
@@ -954,7 +975,7 @@
           </w:tcPr>
           <w:p>
             <w:r>
-              <w:t>12.6%</w:t>
+              <w:t>13.5%</w:t>
             </w:r>
           </w:p>
         </w:tc>
@@ -976,7 +997,7 @@
           </w:tcPr>
           <w:p>
             <w:r>
-              <w:t>395</w:t>
+              <w:t>502</w:t>
             </w:r>
           </w:p>
         </w:tc>
@@ -986,7 +1007,7 @@
           </w:tcPr>
           <w:p>
             <w:r>
-              <w:t>16.6%</w:t>
+              <w:t>17.9%</w:t>
             </w:r>
           </w:p>
         </w:tc>
@@ -1008,7 +1029,7 @@
           </w:tcPr>
           <w:p>
             <w:r>
-              <w:t>1417</w:t>
+              <w:t>1595</w:t>
             </w:r>
           </w:p>
         </w:tc>
@@ -1018,7 +1039,7 @@
           </w:tcPr>
           <w:p>
             <w:r>
-              <w:t>59.5%</w:t>
+              <w:t>56.8%</w:t>
             </w:r>
           </w:p>
         </w:tc>
